--- a/UseCase1_5.docx
+++ b/UseCase1_5.docx
@@ -41,9 +41,9 @@
         </w:tblCellMar>
       </w:tblPr>
       <w:tblGrid>
-        <w:gridCol w:w="3484"/>
-        <w:gridCol w:w="2939"/>
-        <w:gridCol w:w="3324"/>
+        <w:gridCol w:w="3424"/>
+        <w:gridCol w:w="3056"/>
+        <w:gridCol w:w="3267"/>
       </w:tblGrid>
       <w:tr>
         <w:tblPrEx>
@@ -2346,9 +2346,9 @@
             <w:r>
               <w:drawing>
                 <wp:inline distT="0" distB="0" distL="114300" distR="114300">
-                  <wp:extent cx="4229100" cy="4511040"/>
-                  <wp:effectExtent l="0" t="0" r="7620" b="0"/>
-                  <wp:docPr id="3" name="Hình ảnh 3"/>
+                  <wp:extent cx="6117590" cy="4401185"/>
+                  <wp:effectExtent l="0" t="0" r="8890" b="3175"/>
+                  <wp:docPr id="1" name="Hình ảnh 1"/>
                   <wp:cNvGraphicFramePr>
                     <a:graphicFrameLocks xmlns:a="http://schemas.openxmlformats.org/drawingml/2006/main" noChangeAspect="1"/>
                   </wp:cNvGraphicFramePr>
@@ -2356,7 +2356,7 @@
                     <a:graphicData uri="http://schemas.openxmlformats.org/drawingml/2006/picture">
                       <pic:pic xmlns:pic="http://schemas.openxmlformats.org/drawingml/2006/picture">
                         <pic:nvPicPr>
-                          <pic:cNvPr id="3" name="Hình ảnh 3"/>
+                          <pic:cNvPr id="1" name="Hình ảnh 1"/>
                           <pic:cNvPicPr>
                             <a:picLocks noChangeAspect="1"/>
                           </pic:cNvPicPr>
@@ -2370,7 +2370,7 @@
                         <pic:spPr>
                           <a:xfrm>
                             <a:off x="0" y="0"/>
-                            <a:ext cx="4229100" cy="4511040"/>
+                            <a:ext cx="6117590" cy="4401185"/>
                           </a:xfrm>
                           <a:prstGeom prst="rect">
                             <a:avLst/>
@@ -2419,9 +2419,9 @@
         </w:tblCellMar>
       </w:tblPr>
       <w:tblGrid>
-        <w:gridCol w:w="3269"/>
+        <w:gridCol w:w="3268"/>
         <w:gridCol w:w="3273"/>
-        <w:gridCol w:w="3313"/>
+        <w:gridCol w:w="3314"/>
       </w:tblGrid>
       <w:tr>
         <w:tblPrEx>
@@ -4176,9 +4176,9 @@
             <w:r>
               <w:drawing>
                 <wp:inline distT="0" distB="0" distL="114300" distR="114300">
-                  <wp:extent cx="4168140" cy="4457700"/>
-                  <wp:effectExtent l="0" t="0" r="7620" b="7620"/>
-                  <wp:docPr id="5" name="Hình ảnh 5"/>
+                  <wp:extent cx="6115685" cy="4827905"/>
+                  <wp:effectExtent l="0" t="0" r="10795" b="3175"/>
+                  <wp:docPr id="2" name="Hình ảnh 2"/>
                   <wp:cNvGraphicFramePr>
                     <a:graphicFrameLocks xmlns:a="http://schemas.openxmlformats.org/drawingml/2006/main" noChangeAspect="1"/>
                   </wp:cNvGraphicFramePr>
@@ -4186,7 +4186,7 @@
                     <a:graphicData uri="http://schemas.openxmlformats.org/drawingml/2006/picture">
                       <pic:pic xmlns:pic="http://schemas.openxmlformats.org/drawingml/2006/picture">
                         <pic:nvPicPr>
-                          <pic:cNvPr id="5" name="Hình ảnh 5"/>
+                          <pic:cNvPr id="2" name="Hình ảnh 2"/>
                           <pic:cNvPicPr>
                             <a:picLocks noChangeAspect="1"/>
                           </pic:cNvPicPr>
@@ -4200,7 +4200,7 @@
                         <pic:spPr>
                           <a:xfrm>
                             <a:off x="0" y="0"/>
-                            <a:ext cx="4168140" cy="4457700"/>
+                            <a:ext cx="6115685" cy="4827905"/>
                           </a:xfrm>
                           <a:prstGeom prst="rect">
                             <a:avLst/>
@@ -6234,9 +6234,9 @@
             <w:r>
               <w:drawing>
                 <wp:inline distT="0" distB="0" distL="114300" distR="114300">
-                  <wp:extent cx="3406140" cy="5760720"/>
-                  <wp:effectExtent l="0" t="0" r="7620" b="0"/>
-                  <wp:docPr id="20" name="Hình ảnh 20"/>
+                  <wp:extent cx="6116955" cy="6413500"/>
+                  <wp:effectExtent l="0" t="0" r="9525" b="2540"/>
+                  <wp:docPr id="3" name="Hình ảnh 3"/>
                   <wp:cNvGraphicFramePr>
                     <a:graphicFrameLocks xmlns:a="http://schemas.openxmlformats.org/drawingml/2006/main" noChangeAspect="1"/>
                   </wp:cNvGraphicFramePr>
@@ -6244,7 +6244,7 @@
                     <a:graphicData uri="http://schemas.openxmlformats.org/drawingml/2006/picture">
                       <pic:pic xmlns:pic="http://schemas.openxmlformats.org/drawingml/2006/picture">
                         <pic:nvPicPr>
-                          <pic:cNvPr id="20" name="Hình ảnh 20"/>
+                          <pic:cNvPr id="3" name="Hình ảnh 3"/>
                           <pic:cNvPicPr>
                             <a:picLocks noChangeAspect="1"/>
                           </pic:cNvPicPr>
@@ -6258,7 +6258,7 @@
                         <pic:spPr>
                           <a:xfrm>
                             <a:off x="0" y="0"/>
-                            <a:ext cx="3406140" cy="5760720"/>
+                            <a:ext cx="6116955" cy="6413500"/>
                           </a:xfrm>
                           <a:prstGeom prst="rect">
                             <a:avLst/>
@@ -6322,9 +6322,9 @@
         </w:tblCellMar>
       </w:tblPr>
       <w:tblGrid>
-        <w:gridCol w:w="3225"/>
-        <w:gridCol w:w="3225"/>
-        <w:gridCol w:w="3225"/>
+        <w:gridCol w:w="3580"/>
+        <w:gridCol w:w="3042"/>
+        <w:gridCol w:w="3233"/>
       </w:tblGrid>
       <w:tr>
         <w:tblPrEx>
@@ -7985,9 +7985,9 @@
             <w:r>
               <w:drawing>
                 <wp:inline distT="0" distB="0" distL="114300" distR="114300">
-                  <wp:extent cx="3047365" cy="4419600"/>
-                  <wp:effectExtent l="0" t="0" r="635" b="0"/>
-                  <wp:docPr id="15" name="Hình ảnh 15"/>
+                  <wp:extent cx="6117590" cy="4051300"/>
+                  <wp:effectExtent l="0" t="0" r="8890" b="2540"/>
+                  <wp:docPr id="4" name="Hình ảnh 4"/>
                   <wp:cNvGraphicFramePr>
                     <a:graphicFrameLocks xmlns:a="http://schemas.openxmlformats.org/drawingml/2006/main" noChangeAspect="1"/>
                   </wp:cNvGraphicFramePr>
@@ -7995,7 +7995,7 @@
                     <a:graphicData uri="http://schemas.openxmlformats.org/drawingml/2006/picture">
                       <pic:pic xmlns:pic="http://schemas.openxmlformats.org/drawingml/2006/picture">
                         <pic:nvPicPr>
-                          <pic:cNvPr id="15" name="Hình ảnh 15"/>
+                          <pic:cNvPr id="4" name="Hình ảnh 4"/>
                           <pic:cNvPicPr>
                             <a:picLocks noChangeAspect="1"/>
                           </pic:cNvPicPr>
@@ -8009,7 +8009,7 @@
                         <pic:spPr>
                           <a:xfrm>
                             <a:off x="0" y="0"/>
-                            <a:ext cx="3047365" cy="4419600"/>
+                            <a:ext cx="6117590" cy="4051300"/>
                           </a:xfrm>
                           <a:prstGeom prst="rect">
                             <a:avLst/>
@@ -8067,9 +8067,9 @@
         </w:tblCellMar>
       </w:tblPr>
       <w:tblGrid>
-        <w:gridCol w:w="3225"/>
-        <w:gridCol w:w="3225"/>
-        <w:gridCol w:w="3225"/>
+        <w:gridCol w:w="3318"/>
+        <w:gridCol w:w="3219"/>
+        <w:gridCol w:w="3318"/>
       </w:tblGrid>
       <w:tr>
         <w:tblPrEx>
@@ -9617,9 +9617,9 @@
             <w:r>
               <w:drawing>
                 <wp:inline distT="0" distB="0" distL="114300" distR="114300">
-                  <wp:extent cx="3063240" cy="4366260"/>
-                  <wp:effectExtent l="0" t="0" r="0" b="7620"/>
-                  <wp:docPr id="21" name="Hình ảnh 21"/>
+                  <wp:extent cx="6117590" cy="3716655"/>
+                  <wp:effectExtent l="0" t="0" r="8890" b="1905"/>
+                  <wp:docPr id="5" name="Hình ảnh 5"/>
                   <wp:cNvGraphicFramePr>
                     <a:graphicFrameLocks xmlns:a="http://schemas.openxmlformats.org/drawingml/2006/main" noChangeAspect="1"/>
                   </wp:cNvGraphicFramePr>
@@ -9627,7 +9627,7 @@
                     <a:graphicData uri="http://schemas.openxmlformats.org/drawingml/2006/picture">
                       <pic:pic xmlns:pic="http://schemas.openxmlformats.org/drawingml/2006/picture">
                         <pic:nvPicPr>
-                          <pic:cNvPr id="21" name="Hình ảnh 21"/>
+                          <pic:cNvPr id="5" name="Hình ảnh 5"/>
                           <pic:cNvPicPr>
                             <a:picLocks noChangeAspect="1"/>
                           </pic:cNvPicPr>
@@ -9641,7 +9641,7 @@
                         <pic:spPr>
                           <a:xfrm>
                             <a:off x="0" y="0"/>
-                            <a:ext cx="3063240" cy="4366260"/>
+                            <a:ext cx="6117590" cy="3716655"/>
                           </a:xfrm>
                           <a:prstGeom prst="rect">
                             <a:avLst/>
@@ -10491,6 +10491,7 @@
     <w:name w:val="Intense Quote Char"/>
     <w:basedOn w:val="11"/>
     <w:link w:val="31"/>
+    <w:qFormat/>
     <w:uiPriority w:val="30"/>
     <w:rPr>
       <w:i/>
